--- a/Políticas/EULA_Campfire_Tradutor.docx
+++ b/Políticas/EULA_Campfire_Tradutor.docx
@@ -30,7 +30,7 @@
           <w:sz w:val="20"/>
           <w:szCs w:val="20"/>
         </w:rPr>
-        <w:t xml:space="preserve">Última atualização: [DATA]</w:t>
+        <w:t xml:space="preserve">Versão: v0.1 — Rascunho  ·  Data: [DATA]</w:t>
       </w:r>
     </w:p>
     <w:p>

--- a/Políticas/EULA_Campfire_Tradutor.docx
+++ b/Políticas/EULA_Campfire_Tradutor.docx
@@ -30,7 +30,7 @@
           <w:sz w:val="20"/>
           <w:szCs w:val="20"/>
         </w:rPr>
-        <w:t xml:space="preserve">Versão: v0.1 — Rascunho  ·  Data: [DATA]</w:t>
+        <w:t xml:space="preserve">Versão: v0.2 — Revisão Técnica  ·  Data: [DATA]</w:t>
       </w:r>
     </w:p>
     <w:p>
@@ -49,20 +49,18 @@
           <w:sz w:val="20"/>
           <w:szCs w:val="20"/>
         </w:rPr>
-        <w:t xml:space="preserve">RASCUNHO PARA REVISÃO JURÍDICA — campos entre colchetes [ ] ainda precisam ser confirmados antes da publicação oficial.</w:t>
-      </w:r>
-    </w:p>
-    <w:p>
-      <w:pPr>
-        <w:spacing w:after="200"/>
-      </w:pPr>
-      <w:r>
-        <w:rPr>
-          <w:rFonts w:ascii="Calibri" w:cs="Calibri" w:eastAsia="Calibri" w:hAnsi="Calibri"/>
-          <w:b w:val="false"/>
-          <w:bCs w:val="false"/>
-          <w:i w:val="false"/>
-          <w:iCs w:val="false"/>
+        <w:t xml:space="preserve">REVISÃO TÉCNICA (Claude) — aguardando Revisão Jurídica (advogado) para virar v0.3. Campos entre colchetes [ ] ainda precisam ser confirmados.</w:t>
+      </w:r>
+    </w:p>
+    <w:p>
+      <w:pPr>
+        <w:spacing w:after="200"/>
+      </w:pPr>
+      <w:r>
+        <w:rPr>
+          <w:rFonts w:ascii="Calibri" w:cs="Calibri" w:eastAsia="Calibri" w:hAnsi="Calibri"/>
+          <w:b w:val="false"/>
+          <w:bCs w:val="false"/>
           <w:sz w:val="22"/>
           <w:szCs w:val="22"/>
         </w:rPr>
@@ -78,8 +76,6 @@
           <w:rFonts w:ascii="Calibri" w:cs="Calibri" w:eastAsia="Calibri" w:hAnsi="Calibri"/>
           <w:b w:val="false"/>
           <w:bCs w:val="false"/>
-          <w:i w:val="false"/>
-          <w:iCs w:val="false"/>
           <w:sz w:val="22"/>
           <w:szCs w:val="22"/>
         </w:rPr>
@@ -99,24 +95,97 @@
           <w:sz w:val="24"/>
           <w:szCs w:val="24"/>
         </w:rPr>
-        <w:t xml:space="preserve">1. Concessão de Licença</w:t>
-      </w:r>
-    </w:p>
-    <w:p>
-      <w:pPr>
-        <w:spacing w:after="200"/>
-      </w:pPr>
-      <w:r>
-        <w:rPr>
-          <w:rFonts w:ascii="Calibri" w:cs="Calibri" w:eastAsia="Calibri" w:hAnsi="Calibri"/>
-          <w:b w:val="false"/>
-          <w:bCs w:val="false"/>
-          <w:i w:val="false"/>
-          <w:iCs w:val="false"/>
-          <w:sz w:val="22"/>
-          <w:szCs w:val="22"/>
-        </w:rPr>
-        <w:t xml:space="preserve">Sujeito aos termos deste EULA, o Licenciante concede a você uma licença [gratuita — CONFIRMAR modelo de negócio, ex: freemium], pessoal, não exclusiva, intransferível e revogável para instalar e usar o Software em dispositivos de sua propriedade ou controle, exclusivamente para os fins descritos na documentação do Software.</w:t>
+        <w:t xml:space="preserve">1. Objeto e Âmbito de Aplicação</w:t>
+      </w:r>
+    </w:p>
+    <w:p>
+      <w:pPr>
+        <w:spacing w:after="200"/>
+      </w:pPr>
+      <w:r>
+        <w:rPr>
+          <w:rFonts w:ascii="Calibri" w:cs="Calibri" w:eastAsia="Calibri" w:hAnsi="Calibri"/>
+          <w:b w:val="false"/>
+          <w:bCs w:val="false"/>
+          <w:sz w:val="22"/>
+          <w:szCs w:val="22"/>
+        </w:rPr>
+        <w:t xml:space="preserve">Este EULA regula exclusivamente o uso do Software </w:t>
+      </w:r>
+      <w:r>
+        <w:rPr>
+          <w:rFonts w:ascii="Calibri" w:cs="Calibri" w:eastAsia="Calibri" w:hAnsi="Calibri"/>
+          <w:b/>
+          <w:bCs/>
+          <w:sz w:val="22"/>
+          <w:szCs w:val="22"/>
+        </w:rPr>
+        <w:t xml:space="preserve">oficialmente distribuído</w:t>
+      </w:r>
+      <w:r>
+        <w:rPr>
+          <w:rFonts w:ascii="Calibri" w:cs="Calibri" w:eastAsia="Calibri" w:hAnsi="Calibri"/>
+          <w:b w:val="false"/>
+          <w:bCs w:val="false"/>
+          <w:sz w:val="22"/>
+          <w:szCs w:val="22"/>
+        </w:rPr>
+        <w:t xml:space="preserve"> pelo Licenciante — ou seja, os instaladores, pacotes e binários publicados nos canais oficiais (GitHub Releases, Play Store, quando aplicável). Ele não se aplica ao código-fonte disponibilizado publicamente no repositório github.com/Shirogoldboy/campfire-tradutor, o qual é distribuído sob </w:t>
+      </w:r>
+      <w:r>
+        <w:rPr>
+          <w:rFonts w:ascii="Calibri" w:cs="Calibri" w:eastAsia="Calibri" w:hAnsi="Calibri"/>
+          <w:b/>
+          <w:bCs/>
+          <w:sz w:val="22"/>
+          <w:szCs w:val="22"/>
+        </w:rPr>
+        <w:t xml:space="preserve">licença MIT</w:t>
+      </w:r>
+      <w:r>
+        <w:rPr>
+          <w:rFonts w:ascii="Calibri" w:cs="Calibri" w:eastAsia="Calibri" w:hAnsi="Calibri"/>
+          <w:b w:val="false"/>
+          <w:bCs w:val="false"/>
+          <w:sz w:val="22"/>
+          <w:szCs w:val="22"/>
+        </w:rPr>
+        <w:t xml:space="preserve"> de forma independente — ver Seção 3.</w:t>
+      </w:r>
+    </w:p>
+    <w:p>
+      <w:pPr>
+        <w:spacing w:after="200"/>
+      </w:pPr>
+      <w:r>
+        <w:rPr>
+          <w:rFonts w:ascii="Calibri" w:cs="Calibri" w:eastAsia="Calibri" w:hAnsi="Calibri"/>
+          <w:b w:val="false"/>
+          <w:bCs w:val="false"/>
+          <w:sz w:val="22"/>
+          <w:szCs w:val="22"/>
+        </w:rPr>
+        <w:t xml:space="preserve">Este EULA trata da </w:t>
+      </w:r>
+      <w:r>
+        <w:rPr>
+          <w:rFonts w:ascii="Calibri" w:cs="Calibri" w:eastAsia="Calibri" w:hAnsi="Calibri"/>
+          <w:b/>
+          <w:bCs/>
+          <w:sz w:val="22"/>
+          <w:szCs w:val="22"/>
+        </w:rPr>
+        <w:t xml:space="preserve">licença de uso do software</w:t>
+      </w:r>
+      <w:r>
+        <w:rPr>
+          <w:rFonts w:ascii="Calibri" w:cs="Calibri" w:eastAsia="Calibri" w:hAnsi="Calibri"/>
+          <w:b w:val="false"/>
+          <w:bCs w:val="false"/>
+          <w:sz w:val="22"/>
+          <w:szCs w:val="22"/>
+        </w:rPr>
+        <w:t xml:space="preserve">. A relação entre você e o serviço prestado pelo Aplicativo (funcionalidades, dicionário colaborativo, isenções de garantia quanto ao conteúdo traduzido) é regida pelos Termos de Uso, que se aplicam em conjunto com este EULA.</w:t>
       </w:r>
     </w:p>
     <w:p>
@@ -132,24 +201,199 @@
           <w:sz w:val="24"/>
           <w:szCs w:val="24"/>
         </w:rPr>
-        <w:t xml:space="preserve">2. Restrições</w:t>
-      </w:r>
-    </w:p>
-    <w:p>
-      <w:pPr>
-        <w:spacing w:after="200"/>
-      </w:pPr>
-      <w:r>
-        <w:rPr>
-          <w:rFonts w:ascii="Calibri" w:cs="Calibri" w:eastAsia="Calibri" w:hAnsi="Calibri"/>
-          <w:b w:val="false"/>
-          <w:bCs w:val="false"/>
-          <w:i w:val="false"/>
-          <w:iCs w:val="false"/>
-          <w:sz w:val="22"/>
-          <w:szCs w:val="22"/>
-        </w:rPr>
-        <w:t xml:space="preserve">Você não pode, exceto quando expressamente permitido por lei:</w:t>
+        <w:t xml:space="preserve">2. Concessão de Licença</w:t>
+      </w:r>
+    </w:p>
+    <w:p>
+      <w:pPr>
+        <w:spacing w:after="200"/>
+      </w:pPr>
+      <w:r>
+        <w:rPr>
+          <w:rFonts w:ascii="Calibri" w:cs="Calibri" w:eastAsia="Calibri" w:hAnsi="Calibri"/>
+          <w:b w:val="false"/>
+          <w:bCs w:val="false"/>
+          <w:sz w:val="22"/>
+          <w:szCs w:val="22"/>
+        </w:rPr>
+        <w:t xml:space="preserve">Sujeito aos termos deste EULA, o Licenciante concede a você uma licença [gratuita — CONFIRMAR modelo de negócio, ex: freemium], pessoal, não exclusiva, intransferível e revogável para instalar e usar o Software </w:t>
+      </w:r>
+      <w:r>
+        <w:rPr>
+          <w:rFonts w:ascii="Calibri" w:cs="Calibri" w:eastAsia="Calibri" w:hAnsi="Calibri"/>
+          <w:b/>
+          <w:bCs/>
+          <w:sz w:val="22"/>
+          <w:szCs w:val="22"/>
+        </w:rPr>
+        <w:t xml:space="preserve">oficialmente distribuído</w:t>
+      </w:r>
+      <w:r>
+        <w:rPr>
+          <w:rFonts w:ascii="Calibri" w:cs="Calibri" w:eastAsia="Calibri" w:hAnsi="Calibri"/>
+          <w:b w:val="false"/>
+          <w:bCs w:val="false"/>
+          <w:sz w:val="22"/>
+          <w:szCs w:val="22"/>
+        </w:rPr>
+        <w:t xml:space="preserve"> em dispositivos de sua propriedade ou controle, exclusivamente para os fins descritos na documentação do Software.</w:t>
+      </w:r>
+    </w:p>
+    <w:p>
+      <w:pPr>
+        <w:pStyle w:val="Heading1"/>
+        <w:spacing w:after="200" w:before="360"/>
+      </w:pPr>
+      <w:r>
+        <w:rPr>
+          <w:rFonts w:ascii="Calibri" w:cs="Calibri" w:eastAsia="Calibri" w:hAnsi="Calibri"/>
+          <w:b/>
+          <w:bCs/>
+          <w:sz w:val="24"/>
+          <w:szCs w:val="24"/>
+        </w:rPr>
+        <w:t xml:space="preserve">3. Relação com o Código-Fonte Aberto (Licença MIT)</w:t>
+      </w:r>
+    </w:p>
+    <w:p>
+      <w:pPr>
+        <w:spacing w:after="200"/>
+      </w:pPr>
+      <w:r>
+        <w:rPr>
+          <w:rFonts w:ascii="Calibri" w:cs="Calibri" w:eastAsia="Calibri" w:hAnsi="Calibri"/>
+          <w:b w:val="false"/>
+          <w:bCs w:val="false"/>
+          <w:sz w:val="22"/>
+          <w:szCs w:val="22"/>
+        </w:rPr>
+        <w:t xml:space="preserve">O código-fonte do Campfire Tradutor é público e está disponível sob </w:t>
+      </w:r>
+      <w:r>
+        <w:rPr>
+          <w:rFonts w:ascii="Calibri" w:cs="Calibri" w:eastAsia="Calibri" w:hAnsi="Calibri"/>
+          <w:b/>
+          <w:bCs/>
+          <w:sz w:val="22"/>
+          <w:szCs w:val="22"/>
+        </w:rPr>
+        <w:t xml:space="preserve">licença MIT</w:t>
+      </w:r>
+      <w:r>
+        <w:rPr>
+          <w:rFonts w:ascii="Calibri" w:cs="Calibri" w:eastAsia="Calibri" w:hAnsi="Calibri"/>
+          <w:b w:val="false"/>
+          <w:bCs w:val="false"/>
+          <w:sz w:val="22"/>
+          <w:szCs w:val="22"/>
+        </w:rPr>
+        <w:t xml:space="preserve"> (github.com/Shirogoldboy/campfire-tradutor). A licença MIT, por si só e independentemente deste EULA, já concede a qualquer pessoa que obtenha o código-fonte o direito de usar, copiar, modificar, mesclar, publicar, distribuir, sublicenciar e vender cópias do código-fonte, incluindo a criação de versões modificadas ("forks").</w:t>
+      </w:r>
+    </w:p>
+    <w:p>
+      <w:pPr>
+        <w:spacing w:after="200"/>
+      </w:pPr>
+      <w:r>
+        <w:rPr>
+          <w:rFonts w:ascii="Calibri" w:cs="Calibri" w:eastAsia="Calibri" w:hAnsi="Calibri"/>
+          <w:b w:val="false"/>
+          <w:bCs w:val="false"/>
+          <w:sz w:val="22"/>
+          <w:szCs w:val="22"/>
+        </w:rPr>
+        <w:t xml:space="preserve">As restrições deste EULA (Seção 4) aplicam-se apenas ao uso do </w:t>
+      </w:r>
+      <w:r>
+        <w:rPr>
+          <w:rFonts w:ascii="Calibri" w:cs="Calibri" w:eastAsia="Calibri" w:hAnsi="Calibri"/>
+          <w:b/>
+          <w:bCs/>
+          <w:sz w:val="22"/>
+          <w:szCs w:val="22"/>
+        </w:rPr>
+        <w:t xml:space="preserve">binário oficialmente distribuído</w:t>
+      </w:r>
+      <w:r>
+        <w:rPr>
+          <w:rFonts w:ascii="Calibri" w:cs="Calibri" w:eastAsia="Calibri" w:hAnsi="Calibri"/>
+          <w:b w:val="false"/>
+          <w:bCs w:val="false"/>
+          <w:sz w:val="22"/>
+          <w:szCs w:val="22"/>
+        </w:rPr>
+        <w:t xml:space="preserve"> pelo Licenciante — ou seja, você não pode redistribuir ou vender </w:t>
+      </w:r>
+      <w:r>
+        <w:rPr>
+          <w:rFonts w:ascii="Calibri" w:cs="Calibri" w:eastAsia="Calibri" w:hAnsi="Calibri"/>
+          <w:b/>
+          <w:bCs/>
+          <w:sz w:val="22"/>
+          <w:szCs w:val="22"/>
+        </w:rPr>
+        <w:t xml:space="preserve">a versão oficial já compilada</w:t>
+      </w:r>
+      <w:r>
+        <w:rPr>
+          <w:rFonts w:ascii="Calibri" w:cs="Calibri" w:eastAsia="Calibri" w:hAnsi="Calibri"/>
+          <w:b w:val="false"/>
+          <w:bCs w:val="false"/>
+          <w:sz w:val="22"/>
+          <w:szCs w:val="22"/>
+        </w:rPr>
+        <w:t xml:space="preserve"> como se fosse sua. Isso não impede terceiros de compilar e distribuir suas próprias versões a partir do código-fonte aberto, nos termos da licença MIT, desde que não utilizem a marca "Campfire Tradutor" nem a identidade visual do projeto para isso — ver Seção 7.</w:t>
+      </w:r>
+    </w:p>
+    <w:p>
+      <w:pPr>
+        <w:pStyle w:val="Heading1"/>
+        <w:spacing w:after="200" w:before="360"/>
+      </w:pPr>
+      <w:r>
+        <w:rPr>
+          <w:rFonts w:ascii="Calibri" w:cs="Calibri" w:eastAsia="Calibri" w:hAnsi="Calibri"/>
+          <w:b/>
+          <w:bCs/>
+          <w:sz w:val="24"/>
+          <w:szCs w:val="24"/>
+        </w:rPr>
+        <w:t xml:space="preserve">4. Restrições</w:t>
+      </w:r>
+    </w:p>
+    <w:p>
+      <w:pPr>
+        <w:spacing w:after="200"/>
+      </w:pPr>
+      <w:r>
+        <w:rPr>
+          <w:rFonts w:ascii="Calibri" w:cs="Calibri" w:eastAsia="Calibri" w:hAnsi="Calibri"/>
+          <w:b w:val="false"/>
+          <w:bCs w:val="false"/>
+          <w:sz w:val="22"/>
+          <w:szCs w:val="22"/>
+        </w:rPr>
+        <w:t xml:space="preserve">Sobre o Software </w:t>
+      </w:r>
+      <w:r>
+        <w:rPr>
+          <w:rFonts w:ascii="Calibri" w:cs="Calibri" w:eastAsia="Calibri" w:hAnsi="Calibri"/>
+          <w:b/>
+          <w:bCs/>
+          <w:sz w:val="22"/>
+          <w:szCs w:val="22"/>
+        </w:rPr>
+        <w:t xml:space="preserve">oficialmente distribuído</w:t>
+      </w:r>
+      <w:r>
+        <w:rPr>
+          <w:rFonts w:ascii="Calibri" w:cs="Calibri" w:eastAsia="Calibri" w:hAnsi="Calibri"/>
+          <w:b w:val="false"/>
+          <w:bCs w:val="false"/>
+          <w:sz w:val="22"/>
+          <w:szCs w:val="22"/>
+        </w:rPr>
+        <w:t xml:space="preserve">, você não pode, exceto quando expressamente permitido por lei:</w:t>
       </w:r>
     </w:p>
     <w:p>
@@ -166,12 +410,10 @@
           <w:rFonts w:ascii="Calibri" w:cs="Calibri" w:eastAsia="Calibri" w:hAnsi="Calibri"/>
           <w:b w:val="false"/>
           <w:bCs w:val="false"/>
-          <w:i w:val="false"/>
-          <w:iCs w:val="false"/>
-          <w:sz w:val="22"/>
-          <w:szCs w:val="22"/>
-        </w:rPr>
-        <w:t xml:space="preserve">Copiar, modificar, distribuir, vender, alugar ou sublicenciar o Software, exceto o código-fonte disponibilizado publicamente sob a licença informada no repositório oficial;</w:t>
+          <w:sz w:val="22"/>
+          <w:szCs w:val="22"/>
+        </w:rPr>
+        <w:t xml:space="preserve">Redistribuir, vender ou sublicenciar o binário oficial (instalador, APK) como se fosse produto próprio;</w:t>
       </w:r>
     </w:p>
     <w:p>
@@ -188,12 +430,10 @@
           <w:rFonts w:ascii="Calibri" w:cs="Calibri" w:eastAsia="Calibri" w:hAnsi="Calibri"/>
           <w:b w:val="false"/>
           <w:bCs w:val="false"/>
-          <w:i w:val="false"/>
-          <w:iCs w:val="false"/>
-          <w:sz w:val="22"/>
-          <w:szCs w:val="22"/>
-        </w:rPr>
-        <w:t xml:space="preserve">Praticar engenharia reversa, descompilar ou desmontar o Software, exceto para o código já aberto;</w:t>
+          <w:sz w:val="22"/>
+          <w:szCs w:val="22"/>
+        </w:rPr>
+        <w:t xml:space="preserve">Praticar engenharia reversa, descompilar ou desmontar o binário oficial com o objetivo de contornar mecanismos de licenciamento, autenticação ou proteção;</w:t>
       </w:r>
     </w:p>
     <w:p>
@@ -210,12 +450,10 @@
           <w:rFonts w:ascii="Calibri" w:cs="Calibri" w:eastAsia="Calibri" w:hAnsi="Calibri"/>
           <w:b w:val="false"/>
           <w:bCs w:val="false"/>
-          <w:i w:val="false"/>
-          <w:iCs w:val="false"/>
-          <w:sz w:val="22"/>
-          <w:szCs w:val="22"/>
-        </w:rPr>
-        <w:t xml:space="preserve">Remover avisos de direitos autorais, marcas ou outros avisos de propriedade;</w:t>
+          <w:sz w:val="22"/>
+          <w:szCs w:val="22"/>
+        </w:rPr>
+        <w:t xml:space="preserve">Remover avisos de direitos autorais, marcas ou outros avisos de propriedade do binário oficial;</w:t>
       </w:r>
     </w:p>
     <w:p>
@@ -232,12 +470,10 @@
           <w:rFonts w:ascii="Calibri" w:cs="Calibri" w:eastAsia="Calibri" w:hAnsi="Calibri"/>
           <w:b w:val="false"/>
           <w:bCs w:val="false"/>
-          <w:i w:val="false"/>
-          <w:iCs w:val="false"/>
-          <w:sz w:val="22"/>
-          <w:szCs w:val="22"/>
-        </w:rPr>
-        <w:t xml:space="preserve">Usar o Software para desenvolver produto concorrente que copie sua funcionalidade central de forma substancial, quando isso violar direitos de propriedade intelectual do Licenciante.</w:t>
+          <w:sz w:val="22"/>
+          <w:szCs w:val="22"/>
+        </w:rPr>
+        <w:t xml:space="preserve">Usar a marca, o nome ou a identidade visual "Campfire Tradutor" (ver Seção 7) em produto concorrente, ainda que este seja construído a partir do código-fonte aberto.</w:t>
       </w:r>
     </w:p>
     <w:p>
@@ -253,20 +489,18 @@
           <w:sz w:val="24"/>
           <w:szCs w:val="24"/>
         </w:rPr>
-        <w:t xml:space="preserve">3. Componentes de Terceiros</w:t>
-      </w:r>
-    </w:p>
-    <w:p>
-      <w:pPr>
-        <w:spacing w:after="200"/>
-      </w:pPr>
-      <w:r>
-        <w:rPr>
-          <w:rFonts w:ascii="Calibri" w:cs="Calibri" w:eastAsia="Calibri" w:hAnsi="Calibri"/>
-          <w:b w:val="false"/>
-          <w:bCs w:val="false"/>
-          <w:i w:val="false"/>
-          <w:iCs w:val="false"/>
+        <w:t xml:space="preserve">5. Componentes de Terceiros</w:t>
+      </w:r>
+    </w:p>
+    <w:p>
+      <w:pPr>
+        <w:spacing w:after="200"/>
+      </w:pPr>
+      <w:r>
+        <w:rPr>
+          <w:rFonts w:ascii="Calibri" w:cs="Calibri" w:eastAsia="Calibri" w:hAnsi="Calibri"/>
+          <w:b w:val="false"/>
+          <w:bCs w:val="false"/>
           <w:sz w:val="22"/>
           <w:szCs w:val="22"/>
         </w:rPr>
@@ -282,12 +516,10 @@
           <w:rFonts w:ascii="Calibri" w:cs="Calibri" w:eastAsia="Calibri" w:hAnsi="Calibri"/>
           <w:b w:val="false"/>
           <w:bCs w:val="false"/>
-          <w:i w:val="false"/>
-          <w:iCs w:val="false"/>
-          <w:sz w:val="22"/>
-          <w:szCs w:val="22"/>
-        </w:rPr>
-        <w:t xml:space="preserve">O uso de serviços de terceiros integrados ao Software (Anthropic Claude, MyMemory, LibreTranslate, Hugging Face, GitHub) está sujeito aos termos de uso e políticas de privacidade de cada um desses provedores.</w:t>
+          <w:sz w:val="22"/>
+          <w:szCs w:val="22"/>
+        </w:rPr>
+        <w:t xml:space="preserve">O uso de serviços de terceiros integrados ao Software (Anthropic Claude, MyMemory, LibreTranslate, Hugging Face, GitHub) está sujeito aos termos de uso e políticas de privacidade de cada um desses provedores. O Licenciante não garante a disponibilidade contínua desses serviços — ver também os Termos de Uso.</w:t>
       </w:r>
     </w:p>
     <w:p>
@@ -303,24 +535,22 @@
           <w:sz w:val="24"/>
           <w:szCs w:val="24"/>
         </w:rPr>
-        <w:t xml:space="preserve">4. Propriedade</w:t>
-      </w:r>
-    </w:p>
-    <w:p>
-      <w:pPr>
-        <w:spacing w:after="200"/>
-      </w:pPr>
-      <w:r>
-        <w:rPr>
-          <w:rFonts w:ascii="Calibri" w:cs="Calibri" w:eastAsia="Calibri" w:hAnsi="Calibri"/>
-          <w:b w:val="false"/>
-          <w:bCs w:val="false"/>
-          <w:i w:val="false"/>
-          <w:iCs w:val="false"/>
-          <w:sz w:val="22"/>
-          <w:szCs w:val="22"/>
-        </w:rPr>
-        <w:t xml:space="preserve">O Software é licenciado, não vendido. O Licenciante retém todos os direitos, títulos e interesses sobre o Software não expressamente concedidos neste EULA.</w:t>
+        <w:t xml:space="preserve">6. Propriedade</w:t>
+      </w:r>
+    </w:p>
+    <w:p>
+      <w:pPr>
+        <w:spacing w:after="200"/>
+      </w:pPr>
+      <w:r>
+        <w:rPr>
+          <w:rFonts w:ascii="Calibri" w:cs="Calibri" w:eastAsia="Calibri" w:hAnsi="Calibri"/>
+          <w:b w:val="false"/>
+          <w:bCs w:val="false"/>
+          <w:sz w:val="22"/>
+          <w:szCs w:val="22"/>
+        </w:rPr>
+        <w:t xml:space="preserve">O Software oficialmente distribuído é licenciado, não vendido. O Licenciante retém todos os direitos, títulos e interesses sobre o binário oficial não expressamente concedidos neste EULA. Isso não afeta os direitos concedidos de forma independente sobre o código-fonte pela licença MIT (Seção 3).</w:t>
       </w:r>
     </w:p>
     <w:p>
@@ -336,24 +566,42 @@
           <w:sz w:val="24"/>
           <w:szCs w:val="24"/>
         </w:rPr>
-        <w:t xml:space="preserve">5. Atualizações</w:t>
-      </w:r>
-    </w:p>
-    <w:p>
-      <w:pPr>
-        <w:spacing w:after="200"/>
-      </w:pPr>
-      <w:r>
-        <w:rPr>
-          <w:rFonts w:ascii="Calibri" w:cs="Calibri" w:eastAsia="Calibri" w:hAnsi="Calibri"/>
-          <w:b w:val="false"/>
-          <w:bCs w:val="false"/>
-          <w:i w:val="false"/>
-          <w:iCs w:val="false"/>
-          <w:sz w:val="22"/>
-          <w:szCs w:val="22"/>
-        </w:rPr>
-        <w:t xml:space="preserve">O Licenciante pode, mas não é obrigado a, fornecer atualizações, correções ou novas versões do Software. Este EULA se aplica a todas as atualizações, salvo se acompanhadas de termos próprios.</w:t>
+        <w:t xml:space="preserve">7. Marca e Identidade Visual</w:t>
+      </w:r>
+    </w:p>
+    <w:p>
+      <w:pPr>
+        <w:spacing w:after="200"/>
+      </w:pPr>
+      <w:r>
+        <w:rPr>
+          <w:rFonts w:ascii="Calibri" w:cs="Calibri" w:eastAsia="Calibri" w:hAnsi="Calibri"/>
+          <w:b w:val="false"/>
+          <w:bCs w:val="false"/>
+          <w:sz w:val="22"/>
+          <w:szCs w:val="22"/>
+        </w:rPr>
+        <w:t xml:space="preserve">O nome "Campfire Tradutor", seu logotipo e sua identidade visual </w:t>
+      </w:r>
+      <w:r>
+        <w:rPr>
+          <w:rFonts w:ascii="Calibri" w:cs="Calibri" w:eastAsia="Calibri" w:hAnsi="Calibri"/>
+          <w:b/>
+          <w:bCs/>
+          <w:sz w:val="22"/>
+          <w:szCs w:val="22"/>
+        </w:rPr>
+        <w:t xml:space="preserve">não</w:t>
+      </w:r>
+      <w:r>
+        <w:rPr>
+          <w:rFonts w:ascii="Calibri" w:cs="Calibri" w:eastAsia="Calibri" w:hAnsi="Calibri"/>
+          <w:b w:val="false"/>
+          <w:bCs w:val="false"/>
+          <w:sz w:val="22"/>
+          <w:szCs w:val="22"/>
+        </w:rPr>
+        <w:t xml:space="preserve"> estão cobertos pela licença MIT do código-fonte e permanecem de titularidade exclusiva do Licenciante. Versões modificadas do código-fonte (forks), ainda que legítimas sob a licença MIT, não podem usar o nome "Campfire Tradutor" nem elementos de sua identidade visual de forma que sugira ser o produto oficial ou que cause confusão quanto à origem. Ver também o Aviso de Direitos Autorais.</w:t>
       </w:r>
     </w:p>
     <w:p>
@@ -369,24 +617,22 @@
           <w:sz w:val="24"/>
           <w:szCs w:val="24"/>
         </w:rPr>
-        <w:t xml:space="preserve">6. Rescisão</w:t>
-      </w:r>
-    </w:p>
-    <w:p>
-      <w:pPr>
-        <w:spacing w:after="200"/>
-      </w:pPr>
-      <w:r>
-        <w:rPr>
-          <w:rFonts w:ascii="Calibri" w:cs="Calibri" w:eastAsia="Calibri" w:hAnsi="Calibri"/>
-          <w:b w:val="false"/>
-          <w:bCs w:val="false"/>
-          <w:i w:val="false"/>
-          <w:iCs w:val="false"/>
-          <w:sz w:val="22"/>
-          <w:szCs w:val="22"/>
-        </w:rPr>
-        <w:t xml:space="preserve">Este EULA vigora até ser rescindido. Seus direitos sob este EULA terminam automaticamente, sem aviso prévio, caso você descumpra qualquer de seus termos. Após a rescisão, você deve desinstalar o Software e destruir todas as cópias em sua posse.</w:t>
+        <w:t xml:space="preserve">8. Atualizações</w:t>
+      </w:r>
+    </w:p>
+    <w:p>
+      <w:pPr>
+        <w:spacing w:after="200"/>
+      </w:pPr>
+      <w:r>
+        <w:rPr>
+          <w:rFonts w:ascii="Calibri" w:cs="Calibri" w:eastAsia="Calibri" w:hAnsi="Calibri"/>
+          <w:b w:val="false"/>
+          <w:bCs w:val="false"/>
+          <w:sz w:val="22"/>
+          <w:szCs w:val="22"/>
+        </w:rPr>
+        <w:t xml:space="preserve">O Licenciante pode, mas não é obrigado a, fornecer atualizações, correções ou novas versões do Software. Este EULA se aplica a todas as atualizações, salvo se acompanhadas de termos próprios.</w:t>
       </w:r>
     </w:p>
     <w:p>
@@ -402,24 +648,57 @@
           <w:sz w:val="24"/>
           <w:szCs w:val="24"/>
         </w:rPr>
-        <w:t xml:space="preserve">7. Isenção de Garantias e Limitação de Responsabilidade</w:t>
-      </w:r>
-    </w:p>
-    <w:p>
-      <w:pPr>
-        <w:spacing w:after="200"/>
-      </w:pPr>
-      <w:r>
-        <w:rPr>
-          <w:rFonts w:ascii="Calibri" w:cs="Calibri" w:eastAsia="Calibri" w:hAnsi="Calibri"/>
-          <w:b w:val="false"/>
-          <w:bCs w:val="false"/>
-          <w:i w:val="false"/>
-          <w:iCs w:val="false"/>
-          <w:sz w:val="22"/>
-          <w:szCs w:val="22"/>
-        </w:rPr>
-        <w:t xml:space="preserve">O Software é fornecido "como está", sem garantias de qualquer natureza. Em nenhuma hipótese o Licenciante será responsável por danos decorrentes do uso ou impossibilidade de uso do Software, na máxima extensão permitida pela lei aplicável. Ver também os Termos de Uso.</w:t>
+        <w:t xml:space="preserve">9. Rescisão e Consequências da Violação</w:t>
+      </w:r>
+    </w:p>
+    <w:p>
+      <w:pPr>
+        <w:spacing w:after="200"/>
+      </w:pPr>
+      <w:r>
+        <w:rPr>
+          <w:rFonts w:ascii="Calibri" w:cs="Calibri" w:eastAsia="Calibri" w:hAnsi="Calibri"/>
+          <w:b w:val="false"/>
+          <w:bCs w:val="false"/>
+          <w:sz w:val="22"/>
+          <w:szCs w:val="22"/>
+        </w:rPr>
+        <w:t xml:space="preserve">Este EULA vigora até ser rescindido. A licença concedida na Seção 2 termina automaticamente, sem aviso prévio, caso você descumpra qualquer restrição da Seção 4. Após a rescisão, você deve desinstalar o Software oficialmente distribuído e destruir todas as cópias em sua posse.</w:t>
+      </w:r>
+    </w:p>
+    <w:p>
+      <w:pPr>
+        <w:spacing w:after="200"/>
+      </w:pPr>
+      <w:r>
+        <w:rPr>
+          <w:rFonts w:ascii="Calibri" w:cs="Calibri" w:eastAsia="Calibri" w:hAnsi="Calibri"/>
+          <w:b w:val="false"/>
+          <w:bCs w:val="false"/>
+          <w:sz w:val="22"/>
+          <w:szCs w:val="22"/>
+        </w:rPr>
+        <w:t xml:space="preserve">A rescisão deste EULA </w:t>
+      </w:r>
+      <w:r>
+        <w:rPr>
+          <w:rFonts w:ascii="Calibri" w:cs="Calibri" w:eastAsia="Calibri" w:hAnsi="Calibri"/>
+          <w:b/>
+          <w:bCs/>
+          <w:sz w:val="22"/>
+          <w:szCs w:val="22"/>
+        </w:rPr>
+        <w:t xml:space="preserve">não afeta</w:t>
+      </w:r>
+      <w:r>
+        <w:rPr>
+          <w:rFonts w:ascii="Calibri" w:cs="Calibri" w:eastAsia="Calibri" w:hAnsi="Calibri"/>
+          <w:b w:val="false"/>
+          <w:bCs w:val="false"/>
+          <w:sz w:val="22"/>
+          <w:szCs w:val="22"/>
+        </w:rPr>
+        <w:t xml:space="preserve"> direitos exercidos de forma independente sobre o código-fonte sob licença MIT (Seção 3), que subsistem por si só e não podem ser revogados retroativamente pelo Licenciante.</w:t>
       </w:r>
     </w:p>
     <w:p>
@@ -435,24 +714,22 @@
           <w:sz w:val="24"/>
           <w:szCs w:val="24"/>
         </w:rPr>
-        <w:t xml:space="preserve">8. Lei Aplicável</w:t>
-      </w:r>
-    </w:p>
-    <w:p>
-      <w:pPr>
-        <w:spacing w:after="200"/>
-      </w:pPr>
-      <w:r>
-        <w:rPr>
-          <w:rFonts w:ascii="Calibri" w:cs="Calibri" w:eastAsia="Calibri" w:hAnsi="Calibri"/>
-          <w:b w:val="false"/>
-          <w:bCs w:val="false"/>
-          <w:i w:val="false"/>
-          <w:iCs w:val="false"/>
-          <w:sz w:val="22"/>
-          <w:szCs w:val="22"/>
-        </w:rPr>
-        <w:t xml:space="preserve">Este EULA é regido pelas leis da República Federativa do Brasil, com foro eleito em [cidade/comarca — CONFIRMAR].</w:t>
+        <w:t xml:space="preserve">10. Isenção de Garantias e Limitação de Responsabilidade</w:t>
+      </w:r>
+    </w:p>
+    <w:p>
+      <w:pPr>
+        <w:spacing w:after="200"/>
+      </w:pPr>
+      <w:r>
+        <w:rPr>
+          <w:rFonts w:ascii="Calibri" w:cs="Calibri" w:eastAsia="Calibri" w:hAnsi="Calibri"/>
+          <w:b w:val="false"/>
+          <w:bCs w:val="false"/>
+          <w:sz w:val="22"/>
+          <w:szCs w:val="22"/>
+        </w:rPr>
+        <w:t xml:space="preserve">O Software é fornecido "como está", sem garantias de qualquer natureza. Em nenhuma hipótese o Licenciante será responsável por danos decorrentes do uso ou impossibilidade de uso do Software, na máxima extensão permitida pela lei aplicável, incluindo danos decorrentes de indisponibilidade ou alteração de serviços de terceiros integrados (Seção 5). Ver também os Termos de Uso.</w:t>
       </w:r>
     </w:p>
     <w:p>
@@ -468,20 +745,49 @@
           <w:sz w:val="24"/>
           <w:szCs w:val="24"/>
         </w:rPr>
-        <w:t xml:space="preserve">9. Contato</w:t>
-      </w:r>
-    </w:p>
-    <w:p>
-      <w:pPr>
-        <w:spacing w:after="200"/>
-      </w:pPr>
-      <w:r>
-        <w:rPr>
-          <w:rFonts w:ascii="Calibri" w:cs="Calibri" w:eastAsia="Calibri" w:hAnsi="Calibri"/>
-          <w:b w:val="false"/>
-          <w:bCs w:val="false"/>
-          <w:i w:val="false"/>
-          <w:iCs w:val="false"/>
+        <w:t xml:space="preserve">11. Lei Aplicável</w:t>
+      </w:r>
+    </w:p>
+    <w:p>
+      <w:pPr>
+        <w:spacing w:after="200"/>
+      </w:pPr>
+      <w:r>
+        <w:rPr>
+          <w:rFonts w:ascii="Calibri" w:cs="Calibri" w:eastAsia="Calibri" w:hAnsi="Calibri"/>
+          <w:b w:val="false"/>
+          <w:bCs w:val="false"/>
+          <w:sz w:val="22"/>
+          <w:szCs w:val="22"/>
+        </w:rPr>
+        <w:t xml:space="preserve">Este EULA é regido pelas leis da República Federativa do Brasil, com foro eleito em [cidade/comarca — CONFIRMAR].</w:t>
+      </w:r>
+    </w:p>
+    <w:p>
+      <w:pPr>
+        <w:pStyle w:val="Heading1"/>
+        <w:spacing w:after="200" w:before="360"/>
+      </w:pPr>
+      <w:r>
+        <w:rPr>
+          <w:rFonts w:ascii="Calibri" w:cs="Calibri" w:eastAsia="Calibri" w:hAnsi="Calibri"/>
+          <w:b/>
+          <w:bCs/>
+          <w:sz w:val="24"/>
+          <w:szCs w:val="24"/>
+        </w:rPr>
+        <w:t xml:space="preserve">12. Contato</w:t>
+      </w:r>
+    </w:p>
+    <w:p>
+      <w:pPr>
+        <w:spacing w:after="200"/>
+      </w:pPr>
+      <w:r>
+        <w:rPr>
+          <w:rFonts w:ascii="Calibri" w:cs="Calibri" w:eastAsia="Calibri" w:hAnsi="Calibri"/>
+          <w:b w:val="false"/>
+          <w:bCs w:val="false"/>
           <w:sz w:val="22"/>
           <w:szCs w:val="22"/>
         </w:rPr>

--- a/Políticas/EULA_Campfire_Tradutor.docx
+++ b/Políticas/EULA_Campfire_Tradutor.docx
@@ -30,13 +30,13 @@
           <w:sz w:val="20"/>
           <w:szCs w:val="20"/>
         </w:rPr>
-        <w:t xml:space="preserve">Versão: v0.2 — Revisão Técnica  ·  Data: [DATA]</w:t>
+        <w:t xml:space="preserve">Versão: v0.3 — Revisão Jurídica  ·  Data: 31/07/2026</w:t>
       </w:r>
     </w:p>
     <w:p>
       <w:pPr>
         <w:pBdr>
-          <w:bottom w:val="single" w:color="B00000" w:sz="6" w:space="4"/>
+          <w:bottom w:val="single" w:color="1A7A1A" w:sz="6" w:space="4"/>
         </w:pBdr>
         <w:spacing w:after="300"/>
       </w:pPr>
@@ -45,26 +45,26 @@
           <w:rFonts w:ascii="Calibri" w:cs="Calibri" w:eastAsia="Calibri" w:hAnsi="Calibri"/>
           <w:i/>
           <w:iCs/>
-          <w:color w:val="B00000"/>
+          <w:color w:val="1A7A1A"/>
           <w:sz w:val="20"/>
           <w:szCs w:val="20"/>
         </w:rPr>
-        <w:t xml:space="preserve">REVISÃO TÉCNICA (Claude) — aguardando Revisão Jurídica (advogado) para virar v0.3. Campos entre colchetes [ ] ainda precisam ser confirmados.</w:t>
-      </w:r>
-    </w:p>
-    <w:p>
-      <w:pPr>
-        <w:spacing w:after="200"/>
-      </w:pPr>
-      <w:r>
-        <w:rPr>
-          <w:rFonts w:ascii="Calibri" w:cs="Calibri" w:eastAsia="Calibri" w:hAnsi="Calibri"/>
-          <w:b w:val="false"/>
-          <w:bCs w:val="false"/>
-          <w:sz w:val="22"/>
-          <w:szCs w:val="22"/>
-        </w:rPr>
-        <w:t xml:space="preserve">Este Contrato de Licença de Usuário Final ("EULA") é um acordo legal entre você (pessoa física ou jurídica) e Caio [SOBRENOME — CONFIRMAR], pessoa física ("Licenciante") para o uso do software Campfire Tradutor ("o Software"), incluindo suas versões para Windows (desktop) e Android (mobile).</w:t>
+        <w:t xml:space="preserve">REVISÃO JURÍDICA (Advogada) incorporada em 31/07/2026. Resta confirmar: modelo de licença (Seção 2).</w:t>
+      </w:r>
+    </w:p>
+    <w:p>
+      <w:pPr>
+        <w:spacing w:after="200"/>
+      </w:pPr>
+      <w:r>
+        <w:rPr>
+          <w:rFonts w:ascii="Calibri" w:cs="Calibri" w:eastAsia="Calibri" w:hAnsi="Calibri"/>
+          <w:b w:val="false"/>
+          <w:bCs w:val="false"/>
+          <w:sz w:val="22"/>
+          <w:szCs w:val="22"/>
+        </w:rPr>
+        <w:t xml:space="preserve">Este Contrato de Licença de Usuário Final ("EULA") é um acordo legal entre você (pessoa física ou jurídica) e Caio Fabiano da Silva Costa, pessoa física ("Licenciante") para o uso do software Campfire Tradutor ("o Software"), incluindo suas versões para Windows (desktop) e Android (mobile).</w:t>
       </w:r>
     </w:p>
     <w:p>
@@ -760,7 +760,7 @@
           <w:sz w:val="22"/>
           <w:szCs w:val="22"/>
         </w:rPr>
-        <w:t xml:space="preserve">Este EULA é regido pelas leis da República Federativa do Brasil, com foro eleito em [cidade/comarca — CONFIRMAR].</w:t>
+        <w:t xml:space="preserve">Este EULA é regido pelas leis da República Federativa do Brasil, com foro eleito na comarca do Cabo de Santo Agostinho/PE.</w:t>
       </w:r>
     </w:p>
     <w:p>

--- a/Políticas/EULA_Campfire_Tradutor.docx
+++ b/Políticas/EULA_Campfire_Tradutor.docx
@@ -504,7 +504,7 @@
           <w:sz w:val="22"/>
           <w:szCs w:val="22"/>
         </w:rPr>
-        <w:t xml:space="preserve">O Software incorpora bibliotecas e componentes de terceiros de código aberto (ex: Electron, React, Python, FastAPI, PyInstaller, Whisper, Tesseract OCR, ndspy, entre outros), cada um sujeito à sua própria licença. Uma lista de componentes e licenças pode ser consultada em [URL ou arquivo NOTICE/THIRD-PARTY].</w:t>
+        <w:t xml:space="preserve">O Software incorpora bibliotecas e componentes de terceiros de código aberto (ex: Electron, React, Python, FastAPI, PyInstaller, Whisper, Tesseract OCR, entre outros), cada um sujeito à sua própria licença. A lista completa de componentes e licenças está no arquivo NOTICE.md, na raiz do repositório.</w:t>
       </w:r>
     </w:p>
     <w:p>

--- a/Políticas/EULA_Campfire_Tradutor.docx
+++ b/Políticas/EULA_Campfire_Tradutor.docx
@@ -216,7 +216,7 @@
           <w:sz w:val="22"/>
           <w:szCs w:val="22"/>
         </w:rPr>
-        <w:t xml:space="preserve">Sujeito aos termos deste EULA, o Licenciante concede a você uma licença [gratuita — CONFIRMAR modelo de negócio, ex: freemium], pessoal, não exclusiva, intransferível e revogável para instalar e usar o Software </w:t>
+        <w:t xml:space="preserve">Sujeito aos termos deste EULA, o Licenciante concede a você uma licença gratuita, pessoal, não exclusiva, intransferível e revogável para instalar e usar o Software </w:t>
       </w:r>
       <w:r>
         <w:rPr>
@@ -237,6 +237,21 @@
           <w:szCs w:val="22"/>
         </w:rPr>
         <w:t xml:space="preserve"> em dispositivos de sua propriedade ou controle, exclusivamente para os fins descritos na documentação do Software.</w:t>
+      </w:r>
+    </w:p>
+    <w:p>
+      <w:pPr>
+        <w:spacing w:after="200"/>
+      </w:pPr>
+      <w:r>
+        <w:rPr>
+          <w:rFonts w:ascii="Calibri" w:cs="Calibri" w:eastAsia="Calibri" w:hAnsi="Calibri"/>
+          <w:b w:val="false"/>
+          <w:bCs w:val="false"/>
+          <w:sz w:val="22"/>
+          <w:szCs w:val="22"/>
+        </w:rPr>
+        <w:t xml:space="preserve">O Licenciante poderá, no futuro, introduzir funcionalidades ou serviços adicionais pagos (modelo freemium) — por exemplo, um servidor próprio opcional. Nesse caso, os termos aplicáveis a essas novas funcionalidades pagas serão informados previamente e não afetarão retroativamente o uso das funcionalidades gratuitas já disponibilizadas até então.</w:t>
       </w:r>
     </w:p>
     <w:p>

--- a/Políticas/EULA_Campfire_Tradutor.docx
+++ b/Políticas/EULA_Campfire_Tradutor.docx
@@ -64,7 +64,7 @@
           <w:sz w:val="22"/>
           <w:szCs w:val="22"/>
         </w:rPr>
-        <w:t xml:space="preserve">Este Contrato de Licença de Usuário Final ("EULA") é um acordo legal entre você (pessoa física ou jurídica) e Caio Fabiano da Silva Costa, pessoa física ("Licenciante") para o uso do software Campfire Tradutor ("o Software"), incluindo suas versões para Windows (desktop) e Android (mobile).</w:t>
+        <w:t xml:space="preserve">Este Contrato de Licença de Usuário Final ("EULA") é um acordo legal entre você (pessoa física ou jurídica) e Caio Fabiano da Silva Costa, pessoa física, atuando sob a marca "AlienRaccoon Entertainment" ("Licenciante") para o uso do software Campfire Tradutor ("o Software"), incluindo suas versões para Windows (desktop) e Android (mobile).</w:t>
       </w:r>
     </w:p>
     <w:p>

--- a/Políticas/EULA_Campfire_Tradutor.docx
+++ b/Políticas/EULA_Campfire_Tradutor.docx
@@ -596,7 +596,7 @@
           <w:sz w:val="22"/>
           <w:szCs w:val="22"/>
         </w:rPr>
-        <w:t xml:space="preserve">O nome "Campfire Tradutor", seu logotipo e sua identidade visual </w:t>
+        <w:t xml:space="preserve">O nome "Campfire Tradutor", a marca "AlienRaccoon Entertainment" sob a qual o Licenciante atua, seus logotipos e identidade visual </w:t>
       </w:r>
       <w:r>
         <w:rPr>
@@ -616,7 +616,7 @@
           <w:sz w:val="22"/>
           <w:szCs w:val="22"/>
         </w:rPr>
-        <w:t xml:space="preserve"> estão cobertos pela licença MIT do código-fonte e permanecem de titularidade exclusiva do Licenciante. Versões modificadas do código-fonte (forks), ainda que legítimas sob a licença MIT, não podem usar o nome "Campfire Tradutor" nem elementos de sua identidade visual de forma que sugira ser o produto oficial ou que cause confusão quanto à origem. Ver também o Aviso de Direitos Autorais.</w:t>
+        <w:t xml:space="preserve"> estão cobertos pela licença MIT do código-fonte. Esses elementos são usados e reivindicados pelo Licenciante, que pretende formalizar essa proteção por meio de registro junto ao INPI — até a conclusão desse registro, a proteção decorre do uso e da eventual precedência de que trata o art. 129, §1º, da Lei nº 9.279/1996 (Lei da Propriedade Industrial), já que a propriedade plena da marca só se adquire com o registro validamente expedido (art. 129, caput, da mesma lei). Versões modificadas do código-fonte (forks), ainda que legítimas sob a licença MIT, não podem usar esses nomes nem elementos da identidade visual de forma que sugira ser o produto oficial ou que cause confusão quanto à origem. Ver também o Aviso de Direitos Autorais.</w:t>
       </w:r>
     </w:p>
     <w:p>
